--- a/DocumentacaoFinal/INTEGRA_2026_Entrega_7_13_Swagger_em_Grupos_e_FluxID_no_Docker.docx
+++ b/DocumentacaoFinal/INTEGRA_2026_Entrega_7_13_Swagger_em_Grupos_e_FluxID_no_Docker.docx
@@ -605,7 +605,7 @@
                 <w:szCs w:val="17"/>
                 <w:lang w:val="pt-BR"/>
               </w:rPr>
-              <w:t xml:space="preserve">Pedidos de Natã da Silva Baracho: "não consigo ver os endpoints", "por que tem padrão e associação?" e "vamos usar o Docker Desktop, quero ver o Docker com o banco de dados".</w:t>
+              <w:t xml:space="preserve">Síntese das instruções dadas à IA. Contexto: o responsável não conseguia localizar os endpoints na documentação interativa (Swagger), e o banco de teste só existia num servidor temporário. Tarefa: organizar os endpoints do Swagger em grupos com nomes claros e montar o banco FluxID de análise no Docker Desktop, para o responsável poder consultar. Restrições: não usar o servidor PostgreSQL nem a senha do responsável. Entrega esperada: Swagger reorganizado, banco no Docker e relatório.</w:t>
             </w:r>
           </w:p>
         </w:tc>
@@ -883,7 +883,7 @@
                 <w:szCs w:val="17"/>
                 <w:lang w:val="pt-BR"/>
               </w:rPr>
-              <w:t xml:space="preserve">Suíte automatizada com 87 de 87 casos, em duas rodadas; teste negativo da regra de grupos (acusou as rotas alteradas de propósito); dump e scripts aplicados no Docker sem erro. Aprovado por Natã da Silva Baracho.</w:t>
+              <w:t xml:space="preserve">Natã da Silva Baracho, responsável pelo backend, leu o relatório de teste, conferiu os resultados com o que tinha pedido e respondeu o questionário de validação. Aprovou a entrega em 07/10/2026. Evidências do relatório: suíte com 87 de 87 casos, em duas rodadas; teste negativo da regra de grupos (acusou as rotas alteradas de propósito); dump e scripts aplicados no Docker sem erro. Os testes foram executados pela IA; a decisão de aprovar foi do responsável.</w:t>
             </w:r>
           </w:p>
         </w:tc>
